--- a/content/docx/zh/text-3.docx
+++ b/content/docx/zh/text-3.docx
@@ -21,7 +21,7 @@
     </w:p>
     <w:p>
       <w:r>
-        <w:t>苏宁，中国籍，纯影画派创始人。长期旅居非洲，广泛游历东盟与中东地区。以画家、策展人、设计师、作家、诗人、学者等多重身份从事文化创作。</w:t>
+        <w:t>苏宁，中国籍，素影画派创始人。长期旅居非洲，广泛游历东盟与中东地区。以画家、策展人、设计师、作家、诗人、学者等多重身份从事文化创作。</w:t>
       </w:r>
     </w:p>
     <w:p>

--- a/content/docx/zh/text-3.docx
+++ b/content/docx/zh/text-3.docx
@@ -31,7 +31,7 @@
     </w:p>
     <w:p>
       <w:r>
-        <w:t>作品被大英博物馆、中国国家图书馆、缅甸国家图书馆等众多官方文化机构收藏。长篇文学作品如《婆罗门之花：缅甸》近年来已成为中缅文化交流的重要载体。</w:t>
+        <w:t>作品被大英博物馆、中国国家图书馆、缅甸国家图书馆等众多官方文化机构收藏。长篇文学作品如《梵花 · 缅甸》近年来已成为中缅文化交流的重要载体。</w:t>
       </w:r>
     </w:p>
     <w:p>
